--- a/research-content/forms/jiyoung.docx
+++ b/research-content/forms/jiyoung.docx
@@ -19,6 +19,7 @@
         </w:rPr>
         <w:t xml:space="preserve"> </w:t>
       </w:r>
+      <w:proofErr w:type="gramStart"/>
       <w:r>
         <w:rPr>
           <w:rFonts w:hint="eastAsia"/>
@@ -31,7 +32,14 @@
         <w:rPr>
           <w:rFonts w:hint="eastAsia"/>
         </w:rPr>
-        <w:t xml:space="preserve"> : (</w:t>
+        <w:t xml:space="preserve"> :</w:t>
+      </w:r>
+      <w:proofErr w:type="gramEnd"/>
+      <w:r>
+        <w:rPr>
+          <w:rFonts w:hint="eastAsia"/>
+        </w:rPr>
+        <w:t xml:space="preserve"> (</w:t>
       </w:r>
       <w:r>
         <w:rPr>
@@ -51,29 +59,450 @@
         </w:rPr>
         <w:t>줄</w:t>
       </w:r>
-      <w:r>
-        <w:rPr>
-          <w:rFonts w:hint="eastAsia"/>
-        </w:rPr>
-        <w:t xml:space="preserve">) : </w:t>
-      </w:r>
-      <w:r>
-        <w:rPr>
-          <w:rFonts w:hint="eastAsia"/>
-        </w:rPr>
-        <w:t>재실자</w:t>
-      </w:r>
-      <w:r>
-        <w:rPr>
-          <w:rFonts w:hint="eastAsia"/>
-        </w:rPr>
-        <w:t xml:space="preserve"> </w:t>
-      </w:r>
-      <w:r>
-        <w:rPr>
-          <w:rFonts w:hint="eastAsia"/>
-        </w:rPr>
-        <w:t>감지</w:t>
+      <w:proofErr w:type="gramStart"/>
+      <w:r>
+        <w:rPr>
+          <w:rFonts w:hint="eastAsia"/>
+        </w:rPr>
+        <w:t>) :</w:t>
+      </w:r>
+      <w:proofErr w:type="gramEnd"/>
+      <w:r>
+        <w:rPr>
+          <w:rFonts w:hint="eastAsia"/>
+        </w:rPr>
+        <w:t xml:space="preserve"> </w:t>
+      </w:r>
+      <w:r>
+        <w:t>다중</w:t>
+      </w:r>
+      <w:r>
+        <w:t xml:space="preserve"> </w:t>
+      </w:r>
+      <w:r>
+        <w:t>에이전트</w:t>
+      </w:r>
+      <w:r>
+        <w:t xml:space="preserve"> </w:t>
+      </w:r>
+      <w:r>
+        <w:t>강화학습</w:t>
+      </w:r>
+      <w:r>
+        <w:t xml:space="preserve">(MARL) </w:t>
+      </w:r>
+      <w:r>
+        <w:t>기반의</w:t>
+      </w:r>
+      <w:r>
+        <w:t xml:space="preserve"> </w:t>
+      </w:r>
+      <w:r>
+        <w:t>건물</w:t>
+      </w:r>
+      <w:r>
+        <w:t xml:space="preserve"> </w:t>
+      </w:r>
+      <w:r>
+        <w:t>간</w:t>
+      </w:r>
+      <w:r>
+        <w:t xml:space="preserve"> </w:t>
+      </w:r>
+      <w:r>
+        <w:t>열</w:t>
+      </w:r>
+      <w:r>
+        <w:t xml:space="preserve"> </w:t>
+      </w:r>
+      <w:r>
+        <w:t>부하공유</w:t>
+      </w:r>
+      <w:r>
+        <w:t xml:space="preserve"> </w:t>
+      </w:r>
+      <w:r>
+        <w:t>시스템을</w:t>
+      </w:r>
+      <w:r>
+        <w:t xml:space="preserve"> </w:t>
+      </w:r>
+      <w:r>
+        <w:t>구축하여</w:t>
+      </w:r>
+      <w:r>
+        <w:t xml:space="preserve">, </w:t>
+      </w:r>
+      <w:r>
+        <w:t>건물별</w:t>
+      </w:r>
+      <w:r>
+        <w:t xml:space="preserve"> </w:t>
+      </w:r>
+      <w:r>
+        <w:t>상이한</w:t>
+      </w:r>
+      <w:r>
+        <w:t xml:space="preserve"> </w:t>
+      </w:r>
+      <w:r>
+        <w:t>냉</w:t>
+      </w:r>
+      <w:r>
+        <w:t>·</w:t>
+      </w:r>
+      <w:r>
+        <w:t>난방</w:t>
+      </w:r>
+      <w:r>
+        <w:t xml:space="preserve"> </w:t>
+      </w:r>
+      <w:r>
+        <w:t>부하</w:t>
+      </w:r>
+      <w:r>
+        <w:t xml:space="preserve"> </w:t>
+      </w:r>
+      <w:r>
+        <w:t>패턴</w:t>
+      </w:r>
+      <w:r>
+        <w:t xml:space="preserve"> </w:t>
+      </w:r>
+      <w:r>
+        <w:t>분석과</w:t>
+      </w:r>
+      <w:r>
+        <w:t xml:space="preserve"> </w:t>
+      </w:r>
+      <w:r>
+        <w:t>협조제어를</w:t>
+      </w:r>
+      <w:r>
+        <w:t xml:space="preserve"> </w:t>
+      </w:r>
+      <w:r>
+        <w:t>통한</w:t>
+      </w:r>
+      <w:r>
+        <w:t xml:space="preserve"> </w:t>
+      </w:r>
+      <w:r>
+        <w:t>커뮤니티</w:t>
+      </w:r>
+      <w:r>
+        <w:t xml:space="preserve"> </w:t>
+      </w:r>
+      <w:r>
+        <w:t>단위의</w:t>
+      </w:r>
+      <w:r>
+        <w:t xml:space="preserve"> </w:t>
+      </w:r>
+      <w:r>
+        <w:t>효율적인</w:t>
+      </w:r>
+      <w:r>
+        <w:t xml:space="preserve"> </w:t>
+      </w:r>
+      <w:r>
+        <w:t>에너지</w:t>
+      </w:r>
+      <w:r>
+        <w:t xml:space="preserve"> </w:t>
+      </w:r>
+      <w:r>
+        <w:t>수요</w:t>
+      </w:r>
+      <w:r>
+        <w:t xml:space="preserve"> </w:t>
+      </w:r>
+      <w:r>
+        <w:t>관리</w:t>
+      </w:r>
+      <w:r>
+        <w:t xml:space="preserve"> </w:t>
+      </w:r>
+      <w:r>
+        <w:t>최적화</w:t>
+      </w:r>
+      <w:r>
+        <w:t xml:space="preserve"> </w:t>
+      </w:r>
+      <w:r>
+        <w:t>방안을</w:t>
+      </w:r>
+      <w:r>
+        <w:t xml:space="preserve"> </w:t>
+      </w:r>
+      <w:r>
+        <w:t>연구하고</w:t>
+      </w:r>
+      <w:r>
+        <w:t xml:space="preserve"> </w:t>
+      </w:r>
+      <w:r>
+        <w:t>있습니다</w:t>
+      </w:r>
+      <w:r>
+        <w:t>.</w:t>
+      </w:r>
+    </w:p>
+    <w:p/>
+    <w:p>
+      <w:r>
+        <w:rPr>
+          <w:noProof/>
+        </w:rPr>
+        <mc:AlternateContent>
+          <mc:Choice Requires="wps">
+            <w:drawing>
+              <wp:anchor distT="0" distB="0" distL="114300" distR="114300" simplePos="0" relativeHeight="251663360" behindDoc="0" locked="0" layoutInCell="1" allowOverlap="1" wp14:anchorId="44391A36" wp14:editId="5DAF730A">
+                <wp:simplePos x="0" y="0"/>
+                <wp:positionH relativeFrom="column">
+                  <wp:posOffset>60960</wp:posOffset>
+                </wp:positionH>
+                <wp:positionV relativeFrom="paragraph">
+                  <wp:posOffset>99695</wp:posOffset>
+                </wp:positionV>
+                <wp:extent cx="5608320" cy="0"/>
+                <wp:effectExtent l="0" t="0" r="0" b="0"/>
+                <wp:wrapNone/>
+                <wp:docPr id="752894680" name="직선 연결선 1"/>
+                <wp:cNvGraphicFramePr/>
+                <a:graphic xmlns:a="http://schemas.openxmlformats.org/drawingml/2006/main">
+                  <a:graphicData uri="http://schemas.microsoft.com/office/word/2010/wordprocessingShape">
+                    <wps:wsp>
+                      <wps:cNvCnPr/>
+                      <wps:spPr>
+                        <a:xfrm>
+                          <a:off x="0" y="0"/>
+                          <a:ext cx="5608320" cy="0"/>
+                        </a:xfrm>
+                        <a:prstGeom prst="line">
+                          <a:avLst/>
+                        </a:prstGeom>
+                      </wps:spPr>
+                      <wps:style>
+                        <a:lnRef idx="2">
+                          <a:schemeClr val="dk1"/>
+                        </a:lnRef>
+                        <a:fillRef idx="0">
+                          <a:schemeClr val="dk1"/>
+                        </a:fillRef>
+                        <a:effectRef idx="1">
+                          <a:schemeClr val="dk1"/>
+                        </a:effectRef>
+                        <a:fontRef idx="minor">
+                          <a:schemeClr val="tx1"/>
+                        </a:fontRef>
+                      </wps:style>
+                      <wps:bodyPr/>
+                    </wps:wsp>
+                  </a:graphicData>
+                </a:graphic>
+              </wp:anchor>
+            </w:drawing>
+          </mc:Choice>
+          <mc:Fallback>
+            <w:pict>
+              <v:line w14:anchorId="74633821" id="직선 연결선 1" o:spid="_x0000_s1026" style="position:absolute;z-index:251663360;visibility:visible;mso-wrap-style:square;mso-wrap-distance-left:9pt;mso-wrap-distance-top:0;mso-wrap-distance-right:9pt;mso-wrap-distance-bottom:0;mso-position-horizontal:absolute;mso-position-horizontal-relative:text;mso-position-vertical:absolute;mso-position-vertical-relative:text" from="4.8pt,7.85pt" to="446.4pt,7.85pt" o:gfxdata="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" strokecolor="black [3200]" strokeweight="1.5pt">
+                <v:stroke joinstyle="miter"/>
+              </v:line>
+            </w:pict>
+          </mc:Fallback>
+        </mc:AlternateContent>
+      </w:r>
+    </w:p>
+    <w:p>
+      <w:pPr>
+        <w:rPr>
+          <w:rFonts w:ascii="-윤고딕350" w:eastAsia="-윤고딕350"/>
+          <w:b/>
+          <w:bCs/>
+        </w:rPr>
+      </w:pPr>
+      <w:r>
+        <w:rPr>
+          <w:rFonts w:ascii="-윤고딕350" w:eastAsia="-윤고딕350" w:hint="eastAsia"/>
+          <w:b/>
+          <w:bCs/>
+        </w:rPr>
+        <w:t>연구소개</w:t>
+      </w:r>
+      <w:r>
+        <w:rPr>
+          <w:rFonts w:ascii="-윤고딕350" w:eastAsia="-윤고딕350" w:hint="eastAsia"/>
+          <w:b/>
+          <w:bCs/>
+        </w:rPr>
+        <w:t>(가능하다면 사진과 함께)</w:t>
+      </w:r>
+    </w:p>
+    <w:p>
+      <w:r>
+        <w:rPr>
+          <w:noProof/>
+        </w:rPr>
+        <w:drawing>
+          <wp:inline distT="0" distB="0" distL="0" distR="0" wp14:anchorId="25DDDD1C" wp14:editId="7EEE1FF4">
+            <wp:extent cx="4466590" cy="4276725"/>
+            <wp:effectExtent l="0" t="0" r="0" b="9525"/>
+            <wp:docPr id="1047889506" name="그림 3"/>
+            <wp:cNvGraphicFramePr>
+              <a:graphicFrameLocks xmlns:a="http://schemas.openxmlformats.org/drawingml/2006/main" noChangeAspect="1"/>
+            </wp:cNvGraphicFramePr>
+            <a:graphic xmlns:a="http://schemas.openxmlformats.org/drawingml/2006/main">
+              <a:graphicData uri="http://schemas.openxmlformats.org/drawingml/2006/picture">
+                <pic:pic xmlns:pic="http://schemas.openxmlformats.org/drawingml/2006/picture">
+                  <pic:nvPicPr>
+                    <pic:cNvPr id="0" name="Picture 1"/>
+                    <pic:cNvPicPr>
+                      <a:picLocks noChangeAspect="1" noChangeArrowheads="1"/>
+                    </pic:cNvPicPr>
+                  </pic:nvPicPr>
+                  <pic:blipFill>
+                    <a:blip r:embed="rId5" cstate="print">
+                      <a:extLst>
+                        <a:ext uri="{28A0092B-C50C-407E-A947-70E740481C1C}">
+                          <a14:useLocalDpi xmlns:a14="http://schemas.microsoft.com/office/drawing/2010/main" val="0"/>
+                        </a:ext>
+                      </a:extLst>
+                    </a:blip>
+                    <a:srcRect/>
+                    <a:stretch>
+                      <a:fillRect/>
+                    </a:stretch>
+                  </pic:blipFill>
+                  <pic:spPr bwMode="auto">
+                    <a:xfrm>
+                      <a:off x="0" y="0"/>
+                      <a:ext cx="4466590" cy="4276725"/>
+                    </a:xfrm>
+                    <a:prstGeom prst="rect">
+                      <a:avLst/>
+                    </a:prstGeom>
+                    <a:noFill/>
+                    <a:ln>
+                      <a:noFill/>
+                    </a:ln>
+                  </pic:spPr>
+                </pic:pic>
+              </a:graphicData>
+            </a:graphic>
+          </wp:inline>
+        </w:drawing>
+      </w:r>
+    </w:p>
+    <w:p>
+      <w:pPr>
+        <w:rPr>
+          <w:rFonts w:hint="eastAsia"/>
+        </w:rPr>
+      </w:pPr>
+      <w:r>
+        <w:rPr>
+          <w:rFonts w:ascii="-윤고딕350" w:eastAsia="-윤고딕350" w:hint="eastAsia"/>
+        </w:rPr>
+        <w:t xml:space="preserve">연구 </w:t>
+      </w:r>
+      <w:proofErr w:type="gramStart"/>
+      <w:r>
+        <w:rPr>
+          <w:rFonts w:ascii="-윤고딕350" w:eastAsia="-윤고딕350" w:hint="eastAsia"/>
+        </w:rPr>
+        <w:t>제목</w:t>
+      </w:r>
+      <w:r>
+        <w:rPr>
+          <w:rFonts w:hint="eastAsia"/>
+        </w:rPr>
+        <w:t xml:space="preserve"> :</w:t>
+      </w:r>
+      <w:proofErr w:type="gramEnd"/>
+      <w:r>
+        <w:rPr>
+          <w:rFonts w:hint="eastAsia"/>
+        </w:rPr>
+        <w:t xml:space="preserve"> </w:t>
+      </w:r>
+      <w:r>
+        <w:rPr>
+          <w:rFonts w:hint="eastAsia"/>
+        </w:rPr>
+        <w:t>강화학습</w:t>
+      </w:r>
+      <w:r>
+        <w:rPr>
+          <w:rFonts w:hint="eastAsia"/>
+        </w:rPr>
+        <w:t xml:space="preserve"> </w:t>
+      </w:r>
+      <w:r>
+        <w:rPr>
+          <w:rFonts w:hint="eastAsia"/>
+        </w:rPr>
+        <w:t>기반</w:t>
+      </w:r>
+      <w:r>
+        <w:rPr>
+          <w:rFonts w:hint="eastAsia"/>
+        </w:rPr>
+        <w:t xml:space="preserve"> </w:t>
+      </w:r>
+      <w:r>
+        <w:rPr>
+          <w:rFonts w:hint="eastAsia"/>
+        </w:rPr>
+        <w:t>다중</w:t>
+      </w:r>
+      <w:r>
+        <w:rPr>
+          <w:rFonts w:hint="eastAsia"/>
+        </w:rPr>
+        <w:t xml:space="preserve"> </w:t>
+      </w:r>
+      <w:r>
+        <w:rPr>
+          <w:rFonts w:hint="eastAsia"/>
+        </w:rPr>
+        <w:t>에이전트를</w:t>
+      </w:r>
+      <w:r>
+        <w:rPr>
+          <w:rFonts w:hint="eastAsia"/>
+        </w:rPr>
+        <w:t xml:space="preserve"> </w:t>
+      </w:r>
+      <w:r>
+        <w:rPr>
+          <w:rFonts w:hint="eastAsia"/>
+        </w:rPr>
+        <w:t>활용한</w:t>
+      </w:r>
+      <w:r>
+        <w:rPr>
+          <w:rFonts w:hint="eastAsia"/>
+        </w:rPr>
+        <w:t xml:space="preserve"> </w:t>
+      </w:r>
+      <w:r>
+        <w:rPr>
+          <w:rFonts w:hint="eastAsia"/>
+        </w:rPr>
+        <w:t>열</w:t>
+      </w:r>
+      <w:r>
+        <w:rPr>
+          <w:rFonts w:hint="eastAsia"/>
+        </w:rPr>
+        <w:t xml:space="preserve"> </w:t>
+      </w:r>
+      <w:r>
+        <w:rPr>
+          <w:rFonts w:hint="eastAsia"/>
+        </w:rPr>
+        <w:t>부하공유</w:t>
       </w:r>
       <w:r>
         <w:rPr>
@@ -97,345 +526,1035 @@
         <w:rPr>
           <w:rFonts w:hint="eastAsia"/>
         </w:rPr>
-        <w:t>기반의</w:t>
-      </w:r>
-      <w:r>
-        <w:rPr>
-          <w:rFonts w:hint="eastAsia"/>
-        </w:rPr>
-        <w:t xml:space="preserve"> </w:t>
-      </w:r>
-      <w:r>
-        <w:rPr>
-          <w:rFonts w:hint="eastAsia"/>
-        </w:rPr>
-        <w:t>고정밀</w:t>
-      </w:r>
-      <w:r>
-        <w:rPr>
-          <w:rFonts w:hint="eastAsia"/>
-        </w:rPr>
-        <w:t xml:space="preserve"> </w:t>
-      </w:r>
-      <w:r>
-        <w:rPr>
-          <w:rFonts w:hint="eastAsia"/>
-        </w:rPr>
+        <w:t>구축</w:t>
+      </w:r>
+    </w:p>
+    <w:p/>
+    <w:p>
+      <w:r>
+        <w:rPr>
+          <w:rFonts w:hint="eastAsia"/>
+          <w:b/>
+          <w:bCs/>
+        </w:rPr>
+        <w:t>연구</w:t>
+      </w:r>
+      <w:r>
+        <w:rPr>
+          <w:rFonts w:hint="eastAsia"/>
+          <w:b/>
+          <w:bCs/>
+        </w:rPr>
+        <w:t xml:space="preserve"> </w:t>
+      </w:r>
+      <w:proofErr w:type="gramStart"/>
+      <w:r>
+        <w:rPr>
+          <w:rFonts w:hint="eastAsia"/>
+          <w:b/>
+          <w:bCs/>
+        </w:rPr>
+        <w:t>배경</w:t>
+      </w:r>
+      <w:r>
+        <w:rPr>
+          <w:rFonts w:hint="eastAsia"/>
+        </w:rPr>
+        <w:t xml:space="preserve"> :</w:t>
+      </w:r>
+      <w:proofErr w:type="gramEnd"/>
+      <w:r>
+        <w:rPr>
+          <w:rFonts w:hint="eastAsia"/>
+        </w:rPr>
+        <w:t xml:space="preserve"> </w:t>
+      </w:r>
+      <w:r>
+        <w:t>건물</w:t>
+      </w:r>
+      <w:r>
+        <w:t xml:space="preserve"> </w:t>
+      </w:r>
+      <w:r>
+        <w:t>부문은</w:t>
+      </w:r>
+      <w:r>
+        <w:t xml:space="preserve"> </w:t>
+      </w:r>
+      <w:r>
+        <w:t>전</w:t>
+      </w:r>
+      <w:r>
+        <w:t xml:space="preserve"> </w:t>
+      </w:r>
+      <w:r>
+        <w:t>세계</w:t>
+      </w:r>
+      <w:r>
+        <w:t xml:space="preserve"> </w:t>
+      </w:r>
+      <w:r>
+        <w:t>전력</w:t>
+      </w:r>
+      <w:r>
+        <w:t xml:space="preserve"> </w:t>
+      </w:r>
+      <w:r>
+        <w:t>소비의</w:t>
+      </w:r>
+      <w:r>
+        <w:t xml:space="preserve"> </w:t>
+      </w:r>
+      <w:r>
+        <w:t>약</w:t>
+      </w:r>
+      <w:r>
+        <w:t xml:space="preserve"> 55%</w:t>
+      </w:r>
+      <w:r>
+        <w:t>를</w:t>
+      </w:r>
+      <w:r>
+        <w:t xml:space="preserve"> </w:t>
+      </w:r>
+      <w:r>
+        <w:t>차지하며</w:t>
+      </w:r>
+      <w:r>
+        <w:t xml:space="preserve">, </w:t>
+      </w:r>
+      <w:r>
+        <w:t>기후변화로</w:t>
+      </w:r>
+      <w:r>
+        <w:t xml:space="preserve"> </w:t>
+      </w:r>
+      <w:r>
+        <w:t>인한</w:t>
+      </w:r>
+      <w:r>
+        <w:t xml:space="preserve"> </w:t>
+      </w:r>
+      <w:r>
+        <w:t>냉</w:t>
+      </w:r>
+      <w:r>
+        <w:t>·</w:t>
+      </w:r>
+      <w:r>
+        <w:t>난방</w:t>
+      </w:r>
+      <w:r>
+        <w:t xml:space="preserve"> </w:t>
+      </w:r>
+      <w:r>
+        <w:t>수요</w:t>
+      </w:r>
+      <w:r>
+        <w:t xml:space="preserve"> </w:t>
+      </w:r>
+      <w:r>
+        <w:t>증가로</w:t>
+      </w:r>
+      <w:r>
+        <w:t xml:space="preserve"> </w:t>
+      </w:r>
+      <w:proofErr w:type="spellStart"/>
+      <w:r>
+        <w:t>전력망</w:t>
+      </w:r>
+      <w:proofErr w:type="spellEnd"/>
+      <w:r>
+        <w:t xml:space="preserve"> </w:t>
+      </w:r>
+      <w:r>
+        <w:t>부담이</w:t>
+      </w:r>
+      <w:r>
+        <w:t xml:space="preserve"> </w:t>
+      </w:r>
+      <w:r>
+        <w:t>갈수록</w:t>
+      </w:r>
+      <w:r>
+        <w:t xml:space="preserve"> </w:t>
+      </w:r>
+      <w:r>
+        <w:t>커지고</w:t>
+      </w:r>
+      <w:r>
+        <w:t xml:space="preserve"> </w:t>
+      </w:r>
+      <w:r>
+        <w:t>있다</w:t>
+      </w:r>
+      <w:r>
+        <w:t xml:space="preserve">. </w:t>
+      </w:r>
+      <w:r>
+        <w:t>이를</w:t>
+      </w:r>
+      <w:r>
+        <w:t xml:space="preserve"> </w:t>
+      </w:r>
+      <w:r>
+        <w:t>완화하고자</w:t>
+      </w:r>
+      <w:r>
+        <w:t xml:space="preserve"> </w:t>
+      </w:r>
+      <w:r>
+        <w:t>개별</w:t>
+      </w:r>
+      <w:r>
+        <w:t xml:space="preserve"> </w:t>
+      </w:r>
+      <w:r>
+        <w:t>건물의</w:t>
+      </w:r>
+      <w:r>
+        <w:t xml:space="preserve"> </w:t>
+      </w:r>
+      <w:r>
+        <w:t>수요반응</w:t>
+      </w:r>
+      <w:r>
+        <w:t xml:space="preserve">(DR) </w:t>
+      </w:r>
+      <w:r>
+        <w:t>제어나</w:t>
+      </w:r>
+      <w:r>
+        <w:t xml:space="preserve"> </w:t>
+      </w:r>
+      <w:r>
+        <w:t>커뮤니티</w:t>
+      </w:r>
+      <w:r>
+        <w:t xml:space="preserve"> </w:t>
+      </w:r>
+      <w:r>
+        <w:t>단위</w:t>
+      </w:r>
+      <w:r>
+        <w:t xml:space="preserve"> </w:t>
+      </w:r>
+      <w:r>
+        <w:t>협조제어</w:t>
+      </w:r>
+      <w:r>
+        <w:t xml:space="preserve"> </w:t>
+      </w:r>
+      <w:r>
+        <w:t>방식이</w:t>
+      </w:r>
+      <w:r>
+        <w:t xml:space="preserve"> </w:t>
+      </w:r>
+      <w:r>
+        <w:t>연구되어</w:t>
+      </w:r>
+      <w:r>
+        <w:t xml:space="preserve"> </w:t>
+      </w:r>
+      <w:r>
+        <w:t>왔으나</w:t>
+      </w:r>
+      <w:r>
+        <w:t xml:space="preserve">, </w:t>
+      </w:r>
+      <w:r>
+        <w:t>계산</w:t>
+      </w:r>
+      <w:r>
+        <w:t xml:space="preserve"> </w:t>
+      </w:r>
+      <w:r>
+        <w:t>복잡도</w:t>
+      </w:r>
+      <w:r>
+        <w:t xml:space="preserve"> </w:t>
+      </w:r>
+      <w:r>
+        <w:t>증가와</w:t>
+      </w:r>
+      <w:r>
+        <w:t xml:space="preserve"> </w:t>
+      </w:r>
+      <w:r>
+        <w:t>확장성</w:t>
+      </w:r>
+      <w:r>
+        <w:t xml:space="preserve"> </w:t>
+      </w:r>
+      <w:r>
+        <w:t>한계</w:t>
+      </w:r>
+      <w:r>
+        <w:t xml:space="preserve"> </w:t>
+      </w:r>
+      <w:r>
+        <w:t>등의</w:t>
+      </w:r>
+      <w:r>
+        <w:t xml:space="preserve"> </w:t>
+      </w:r>
+      <w:r>
+        <w:t>문제가</w:t>
+      </w:r>
+      <w:r>
+        <w:t xml:space="preserve"> </w:t>
+      </w:r>
+      <w:r>
+        <w:t>있었다</w:t>
+      </w:r>
+      <w:r>
+        <w:t xml:space="preserve">. </w:t>
+      </w:r>
+      <w:r>
+        <w:t>기존</w:t>
+      </w:r>
+      <w:r>
+        <w:t xml:space="preserve"> </w:t>
+      </w:r>
+      <w:r>
+        <w:t>연구들은</w:t>
+      </w:r>
+      <w:r>
+        <w:t xml:space="preserve"> </w:t>
+      </w:r>
+      <w:r>
+        <w:t>전력</w:t>
+      </w:r>
+      <w:r>
+        <w:t>·</w:t>
+      </w:r>
+      <w:proofErr w:type="spellStart"/>
+      <w:r>
+        <w:t>폐열</w:t>
+      </w:r>
+      <w:proofErr w:type="spellEnd"/>
+      <w:r>
+        <w:t xml:space="preserve"> </w:t>
+      </w:r>
+      <w:r>
+        <w:t>분배</w:t>
+      </w:r>
+      <w:r>
+        <w:t xml:space="preserve"> </w:t>
+      </w:r>
+      <w:r>
+        <w:t>등</w:t>
+      </w:r>
+      <w:r>
+        <w:t xml:space="preserve"> </w:t>
+      </w:r>
+      <w:r>
+        <w:t>에너지</w:t>
+      </w:r>
+      <w:r>
+        <w:t xml:space="preserve"> </w:t>
+      </w:r>
+      <w:r>
+        <w:t>자원</w:t>
+      </w:r>
+      <w:r>
+        <w:t xml:space="preserve"> </w:t>
+      </w:r>
+      <w:r>
+        <w:t>운용에</w:t>
+      </w:r>
+      <w:r>
+        <w:t xml:space="preserve"> </w:t>
+      </w:r>
+      <w:r>
+        <w:t>집중했을</w:t>
+      </w:r>
+      <w:r>
+        <w:t xml:space="preserve"> </w:t>
+      </w:r>
+      <w:r>
+        <w:t>뿐</w:t>
+      </w:r>
+      <w:r>
+        <w:t xml:space="preserve">, </w:t>
+      </w:r>
+      <w:r>
+        <w:t>건물</w:t>
+      </w:r>
+      <w:r>
+        <w:t xml:space="preserve"> </w:t>
+      </w:r>
+      <w:r>
+        <w:t>간</w:t>
+      </w:r>
+      <w:r>
+        <w:t xml:space="preserve"> </w:t>
+      </w:r>
+      <w:r>
+        <w:t>부하</w:t>
+      </w:r>
+      <w:r>
+        <w:t xml:space="preserve"> </w:t>
+      </w:r>
+      <w:r>
+        <w:t>패턴</w:t>
+      </w:r>
+      <w:r>
+        <w:t xml:space="preserve"> </w:t>
+      </w:r>
+      <w:r>
+        <w:t>차이를</w:t>
+      </w:r>
+      <w:r>
+        <w:t xml:space="preserve"> </w:t>
+      </w:r>
+      <w:r>
+        <w:t>직접</w:t>
+      </w:r>
+      <w:r>
+        <w:t xml:space="preserve"> </w:t>
+      </w:r>
+      <w:r>
+        <w:t>활용하는</w:t>
+      </w:r>
+      <w:r>
+        <w:t xml:space="preserve"> </w:t>
+      </w:r>
+      <w:r>
+        <w:t>열</w:t>
+      </w:r>
+      <w:r>
+        <w:t xml:space="preserve"> </w:t>
+      </w:r>
+      <w:r>
+        <w:t>부하공유</w:t>
+      </w:r>
+      <w:r>
+        <w:t xml:space="preserve"> </w:t>
+      </w:r>
+      <w:r>
+        <w:t>방식은</w:t>
+      </w:r>
+      <w:r>
+        <w:t xml:space="preserve"> </w:t>
+      </w:r>
+      <w:r>
+        <w:t>고려되지</w:t>
+      </w:r>
+      <w:r>
+        <w:t xml:space="preserve"> </w:t>
+      </w:r>
+      <w:r>
+        <w:t>않았다</w:t>
+      </w:r>
+      <w:r>
+        <w:t xml:space="preserve">. </w:t>
+      </w:r>
+      <w:r>
+        <w:t>또한</w:t>
+      </w:r>
+      <w:r>
+        <w:t xml:space="preserve"> </w:t>
+      </w:r>
+      <w:r>
+        <w:t>다수</w:t>
+      </w:r>
+      <w:r>
+        <w:t xml:space="preserve"> </w:t>
+      </w:r>
+      <w:r>
+        <w:t>건물이</w:t>
+      </w:r>
+      <w:r>
+        <w:t xml:space="preserve"> </w:t>
+      </w:r>
+      <w:r>
+        <w:t>동시에</w:t>
+      </w:r>
+      <w:r>
+        <w:t xml:space="preserve"> </w:t>
+      </w:r>
+      <w:r>
+        <w:t>운전되는</w:t>
+      </w:r>
+      <w:r>
+        <w:t xml:space="preserve"> </w:t>
+      </w:r>
+      <w:r>
+        <w:t>환경에서</w:t>
+      </w:r>
+      <w:r>
+        <w:t xml:space="preserve"> </w:t>
+      </w:r>
+      <w:r>
+        <w:t>단일</w:t>
+      </w:r>
+      <w:r>
+        <w:t xml:space="preserve"> </w:t>
+      </w:r>
+      <w:r>
+        <w:t>에이전트</w:t>
+      </w:r>
+      <w:r>
+        <w:t xml:space="preserve"> </w:t>
+      </w:r>
+      <w:r>
+        <w:t>기반</w:t>
+      </w:r>
+      <w:r>
+        <w:t xml:space="preserve"> </w:t>
+      </w:r>
+      <w:r>
+        <w:t>강화학습은</w:t>
+      </w:r>
+      <w:r>
+        <w:t xml:space="preserve"> </w:t>
+      </w:r>
+      <w:r>
+        <w:t>상태</w:t>
+      </w:r>
+      <w:r>
+        <w:t>-</w:t>
+      </w:r>
+      <w:r>
+        <w:t>행동</w:t>
+      </w:r>
+      <w:r>
+        <w:t xml:space="preserve"> </w:t>
+      </w:r>
+      <w:r>
+        <w:t>공간이</w:t>
+      </w:r>
+      <w:r>
+        <w:t xml:space="preserve"> </w:t>
+      </w:r>
+      <w:r>
+        <w:t>급격히</w:t>
+      </w:r>
+      <w:r>
+        <w:t xml:space="preserve"> </w:t>
+      </w:r>
+      <w:r>
+        <w:t>커져</w:t>
+      </w:r>
+      <w:r>
+        <w:t xml:space="preserve"> </w:t>
+      </w:r>
+      <w:r>
+        <w:t>확장성에</w:t>
+      </w:r>
+      <w:r>
+        <w:t xml:space="preserve"> </w:t>
+      </w:r>
+      <w:r>
+        <w:t>한계를</w:t>
+      </w:r>
+      <w:r>
+        <w:t xml:space="preserve"> </w:t>
+      </w:r>
+      <w:r>
+        <w:t>보인다</w:t>
+      </w:r>
+      <w:r>
+        <w:t xml:space="preserve">. </w:t>
+      </w:r>
+      <w:r>
+        <w:t>이에</w:t>
+      </w:r>
+      <w:r>
+        <w:t xml:space="preserve"> </w:t>
+      </w:r>
+      <w:r>
+        <w:t>각</w:t>
+      </w:r>
+      <w:r>
+        <w:t xml:space="preserve"> </w:t>
+      </w:r>
+      <w:r>
+        <w:t>건물을</w:t>
+      </w:r>
+      <w:r>
+        <w:t xml:space="preserve"> </w:t>
+      </w:r>
+      <w:r>
+        <w:t>독립</w:t>
+      </w:r>
+      <w:r>
+        <w:t xml:space="preserve"> </w:t>
+      </w:r>
+      <w:r>
+        <w:t>에이전트로</w:t>
+      </w:r>
+      <w:r>
+        <w:t xml:space="preserve"> </w:t>
+      </w:r>
+      <w:r>
+        <w:t>설정하고</w:t>
+      </w:r>
+      <w:r>
+        <w:t xml:space="preserve"> </w:t>
+      </w:r>
+      <w:r>
+        <w:t>상호</w:t>
+      </w:r>
+      <w:r>
+        <w:t xml:space="preserve"> </w:t>
+      </w:r>
+      <w:r>
+        <w:t>협조하는</w:t>
+      </w:r>
+      <w:r>
+        <w:t xml:space="preserve"> </w:t>
+      </w:r>
+      <w:r>
+        <w:t>다중</w:t>
+      </w:r>
+      <w:r>
+        <w:t xml:space="preserve"> </w:t>
+      </w:r>
+      <w:r>
+        <w:t>에이전트</w:t>
+      </w:r>
+      <w:r>
+        <w:t xml:space="preserve"> </w:t>
+      </w:r>
+      <w:r>
+        <w:t>강화학습</w:t>
+      </w:r>
+      <w:r>
+        <w:t>(MARL)</w:t>
+      </w:r>
+      <w:r>
+        <w:t>이</w:t>
+      </w:r>
+      <w:r>
+        <w:t xml:space="preserve"> </w:t>
+      </w:r>
+      <w:r>
+        <w:t>유망한</w:t>
+      </w:r>
+      <w:r>
+        <w:t xml:space="preserve"> </w:t>
+      </w:r>
+      <w:r>
+        <w:t>대안으</w:t>
+      </w:r>
+      <w:r>
+        <w:lastRenderedPageBreak/>
+        <w:t>로</w:t>
+      </w:r>
+      <w:r>
+        <w:t xml:space="preserve"> </w:t>
+      </w:r>
+      <w:r>
+        <w:t>주목받고</w:t>
+      </w:r>
+      <w:r>
+        <w:t xml:space="preserve"> </w:t>
+      </w:r>
+      <w:r>
+        <w:t>있다</w:t>
+      </w:r>
+      <w:r>
+        <w:t>.</w:t>
+      </w:r>
+    </w:p>
+    <w:p/>
+    <w:p>
+      <w:proofErr w:type="gramStart"/>
+      <w:r>
+        <w:rPr>
+          <w:rFonts w:hint="eastAsia"/>
+          <w:b/>
+          <w:bCs/>
+        </w:rPr>
+        <w:t>연구목표</w:t>
+      </w:r>
+      <w:r>
+        <w:rPr>
+          <w:rFonts w:hint="eastAsia"/>
+          <w:b/>
+          <w:bCs/>
+        </w:rPr>
+        <w:t xml:space="preserve"> </w:t>
+      </w:r>
+      <w:r>
+        <w:rPr>
+          <w:rFonts w:hint="eastAsia"/>
+        </w:rPr>
+        <w:t>:</w:t>
+      </w:r>
+      <w:proofErr w:type="gramEnd"/>
+      <w:r>
+        <w:rPr>
+          <w:rFonts w:hint="eastAsia"/>
+        </w:rPr>
+        <w:t xml:space="preserve"> </w:t>
+      </w:r>
+      <w:r>
+        <w:t>건물마다</w:t>
+      </w:r>
+      <w:r>
+        <w:t xml:space="preserve"> </w:t>
+      </w:r>
+      <w:r>
+        <w:t>용도</w:t>
+      </w:r>
+      <w:r>
+        <w:t>·</w:t>
+      </w:r>
+      <w:r>
+        <w:t>규모</w:t>
+      </w:r>
+      <w:r>
+        <w:t>·</w:t>
+      </w:r>
+      <w:r>
         <w:t>재실</w:t>
       </w:r>
       <w:r>
-        <w:rPr>
-          <w:rFonts w:hint="eastAsia"/>
-        </w:rPr>
-        <w:t xml:space="preserve"> </w:t>
-      </w:r>
-      <w:r>
-        <w:rPr>
-          <w:rFonts w:hint="eastAsia"/>
-        </w:rPr>
-        <w:t>스케줄</w:t>
-      </w:r>
-      <w:r>
-        <w:rPr>
-          <w:rFonts w:hint="eastAsia"/>
-        </w:rPr>
-        <w:t xml:space="preserve"> </w:t>
-      </w:r>
-      <w:r>
-        <w:rPr>
-          <w:rFonts w:hint="eastAsia"/>
-        </w:rPr>
-        <w:t>도출</w:t>
-      </w:r>
-      <w:r>
-        <w:rPr>
-          <w:rFonts w:hint="eastAsia"/>
-        </w:rPr>
-        <w:t xml:space="preserve"> </w:t>
-      </w:r>
-      <w:r>
-        <w:rPr>
-          <w:rFonts w:hint="eastAsia"/>
-        </w:rPr>
-        <w:t>및</w:t>
-      </w:r>
-      <w:r>
-        <w:rPr>
-          <w:rFonts w:hint="eastAsia"/>
-        </w:rPr>
-        <w:t xml:space="preserve"> </w:t>
-      </w:r>
-      <w:r>
-        <w:rPr>
-          <w:rFonts w:hint="eastAsia"/>
-        </w:rPr>
+        <w:t xml:space="preserve"> </w:t>
+      </w:r>
+      <w:r>
+        <w:t>스케줄에</w:t>
+      </w:r>
+      <w:r>
+        <w:t xml:space="preserve"> </w:t>
+      </w:r>
+      <w:r>
+        <w:t>따라</w:t>
+      </w:r>
+      <w:r>
+        <w:t xml:space="preserve"> </w:t>
+      </w:r>
+      <w:r>
+        <w:t>냉</w:t>
+      </w:r>
+      <w:r>
+        <w:t>·</w:t>
+      </w:r>
+      <w:r>
+        <w:t>난방</w:t>
+      </w:r>
+      <w:r>
+        <w:t xml:space="preserve"> </w:t>
+      </w:r>
+      <w:r>
+        <w:t>수요의</w:t>
+      </w:r>
+      <w:r>
+        <w:t xml:space="preserve"> </w:t>
+      </w:r>
+      <w:r>
+        <w:t>시점과</w:t>
+      </w:r>
+      <w:r>
+        <w:t xml:space="preserve"> </w:t>
+      </w:r>
+      <w:r>
+        <w:t>규모가</w:t>
+      </w:r>
+      <w:r>
+        <w:t xml:space="preserve"> </w:t>
+      </w:r>
+      <w:r>
+        <w:t>다르다는</w:t>
+      </w:r>
+      <w:r>
+        <w:t xml:space="preserve"> </w:t>
+      </w:r>
+      <w:r>
+        <w:t>점에</w:t>
+      </w:r>
+      <w:r>
+        <w:t xml:space="preserve"> </w:t>
+      </w:r>
+      <w:r>
+        <w:t>착안하여</w:t>
+      </w:r>
+      <w:r>
+        <w:t xml:space="preserve">, MARL </w:t>
+      </w:r>
+      <w:r>
+        <w:t>기반</w:t>
+      </w:r>
+      <w:r>
+        <w:t xml:space="preserve"> </w:t>
+      </w:r>
+      <w:r>
+        <w:t>협조제어를</w:t>
+      </w:r>
+      <w:r>
+        <w:t xml:space="preserve"> </w:t>
+      </w:r>
+      <w:r>
+        <w:t>통해</w:t>
+      </w:r>
+      <w:r>
+        <w:t xml:space="preserve"> </w:t>
+      </w:r>
+      <w:r>
+        <w:t>건물</w:t>
+      </w:r>
+      <w:r>
+        <w:t xml:space="preserve"> </w:t>
+      </w:r>
+      <w:r>
+        <w:t>간</w:t>
+      </w:r>
+      <w:r>
+        <w:t xml:space="preserve"> </w:t>
+      </w:r>
+      <w:r>
+        <w:t>난방</w:t>
+      </w:r>
+      <w:r>
+        <w:t xml:space="preserve"> </w:t>
+      </w:r>
+      <w:r>
+        <w:t>열</w:t>
+      </w:r>
+      <w:r>
+        <w:t xml:space="preserve"> </w:t>
+      </w:r>
+      <w:r>
+        <w:t>부하를</w:t>
+      </w:r>
+      <w:r>
+        <w:t xml:space="preserve"> </w:t>
+      </w:r>
+      <w:r>
+        <w:t>상호</w:t>
+      </w:r>
+      <w:r>
+        <w:t xml:space="preserve"> </w:t>
+      </w:r>
+      <w:r>
+        <w:t>분담하고</w:t>
+      </w:r>
+      <w:r>
+        <w:t xml:space="preserve">, </w:t>
+      </w:r>
+      <w:r>
+        <w:t>커뮤니티</w:t>
+      </w:r>
+      <w:r>
+        <w:t xml:space="preserve"> </w:t>
+      </w:r>
+      <w:r>
+        <w:t>전체의</w:t>
+      </w:r>
+      <w:r>
+        <w:t xml:space="preserve"> </w:t>
+      </w:r>
+      <w:r>
+        <w:t>부하</w:t>
+      </w:r>
+      <w:r>
+        <w:t xml:space="preserve"> </w:t>
+      </w:r>
+      <w:r>
+        <w:t>평탄화와</w:t>
+      </w:r>
+      <w:r>
+        <w:t xml:space="preserve"> </w:t>
+      </w:r>
+      <w:r>
         <w:t>에너지</w:t>
       </w:r>
       <w:r>
-        <w:rPr>
-          <w:rFonts w:hint="eastAsia"/>
-        </w:rPr>
-        <w:t xml:space="preserve"> </w:t>
-      </w:r>
-      <w:r>
-        <w:rPr>
-          <w:rFonts w:hint="eastAsia"/>
-        </w:rPr>
-        <w:t>최적화</w:t>
-      </w:r>
-      <w:r>
-        <w:rPr>
-          <w:rFonts w:hint="eastAsia"/>
-        </w:rPr>
-        <w:t xml:space="preserve"> </w:t>
-      </w:r>
-      <w:r>
-        <w:rPr>
-          <w:rFonts w:hint="eastAsia"/>
-        </w:rPr>
-        <w:t>방안을</w:t>
-      </w:r>
-      <w:r>
-        <w:rPr>
-          <w:rFonts w:hint="eastAsia"/>
-        </w:rPr>
-        <w:t xml:space="preserve"> </w:t>
-      </w:r>
-      <w:r>
-        <w:rPr>
-          <w:rFonts w:hint="eastAsia"/>
-        </w:rPr>
-        <w:t>연구하고</w:t>
-      </w:r>
-      <w:r>
-        <w:rPr>
-          <w:rFonts w:hint="eastAsia"/>
-        </w:rPr>
-        <w:t xml:space="preserve"> </w:t>
-      </w:r>
-      <w:r>
-        <w:rPr>
-          <w:rFonts w:hint="eastAsia"/>
-        </w:rPr>
-        <w:t>있습니다</w:t>
-      </w:r>
-      <w:r>
-        <w:rPr>
-          <w:rFonts w:hint="eastAsia"/>
-        </w:rPr>
-        <w:t xml:space="preserve">. </w:t>
-      </w:r>
-      <w:r>
-        <w:rPr>
-          <w:rFonts w:hint="eastAsia"/>
-        </w:rPr>
-        <w:t>실내</w:t>
-      </w:r>
-      <w:r>
-        <w:rPr>
-          <w:rFonts w:hint="eastAsia"/>
-        </w:rPr>
-        <w:t xml:space="preserve"> </w:t>
-      </w:r>
-      <w:r>
-        <w:rPr>
-          <w:rFonts w:hint="eastAsia"/>
-        </w:rPr>
-        <w:t>재실</w:t>
-      </w:r>
-      <w:r>
-        <w:rPr>
-          <w:rFonts w:hint="eastAsia"/>
-        </w:rPr>
-        <w:t xml:space="preserve"> </w:t>
-      </w:r>
-      <w:r>
-        <w:rPr>
-          <w:rFonts w:hint="eastAsia"/>
-        </w:rPr>
-        <w:t>패턴</w:t>
-      </w:r>
-      <w:r>
-        <w:rPr>
-          <w:rFonts w:hint="eastAsia"/>
-        </w:rPr>
-        <w:t xml:space="preserve"> </w:t>
-      </w:r>
-      <w:r>
-        <w:rPr>
-          <w:rFonts w:hint="eastAsia"/>
-        </w:rPr>
-        <w:t>분석과</w:t>
-      </w:r>
-      <w:r>
-        <w:rPr>
-          <w:rFonts w:hint="eastAsia"/>
-        </w:rPr>
-        <w:t xml:space="preserve"> </w:t>
-      </w:r>
-      <w:r>
-        <w:rPr>
-          <w:rFonts w:hint="eastAsia"/>
-        </w:rPr>
-        <w:t>연계한</w:t>
-      </w:r>
-      <w:r>
-        <w:rPr>
-          <w:rFonts w:hint="eastAsia"/>
-        </w:rPr>
-        <w:t xml:space="preserve"> </w:t>
-      </w:r>
-      <w:r>
-        <w:rPr>
-          <w:rFonts w:hint="eastAsia"/>
-        </w:rPr>
-        <w:t>건물</w:t>
-      </w:r>
-      <w:r>
-        <w:rPr>
-          <w:rFonts w:hint="eastAsia"/>
-        </w:rPr>
-        <w:t xml:space="preserve"> </w:t>
-      </w:r>
-      <w:r>
-        <w:rPr>
-          <w:rFonts w:hint="eastAsia"/>
-        </w:rPr>
-        <w:t>동적</w:t>
-      </w:r>
-      <w:r>
-        <w:rPr>
-          <w:rFonts w:hint="eastAsia"/>
-        </w:rPr>
-        <w:t xml:space="preserve"> </w:t>
-      </w:r>
-      <w:r>
-        <w:rPr>
-          <w:rFonts w:hint="eastAsia"/>
-        </w:rPr>
-        <w:t>제어</w:t>
-      </w:r>
-      <w:r>
-        <w:rPr>
-          <w:rFonts w:hint="eastAsia"/>
-        </w:rPr>
-        <w:t xml:space="preserve"> </w:t>
-      </w:r>
-      <w:r>
-        <w:rPr>
-          <w:rFonts w:hint="eastAsia"/>
-        </w:rPr>
-        <w:t>및</w:t>
-      </w:r>
-      <w:r>
-        <w:rPr>
-          <w:rFonts w:hint="eastAsia"/>
-        </w:rPr>
-        <w:t xml:space="preserve"> </w:t>
-      </w:r>
-      <w:r>
-        <w:rPr>
-          <w:rFonts w:hint="eastAsia"/>
-        </w:rPr>
-        <w:t>효율적인</w:t>
-      </w:r>
-      <w:r>
-        <w:rPr>
-          <w:rFonts w:hint="eastAsia"/>
-        </w:rPr>
-        <w:t xml:space="preserve"> </w:t>
-      </w:r>
-      <w:r>
-        <w:rPr>
-          <w:rFonts w:hint="eastAsia"/>
-        </w:rPr>
-        <w:t>에너지</w:t>
-      </w:r>
-      <w:r>
-        <w:rPr>
-          <w:rFonts w:hint="eastAsia"/>
-        </w:rPr>
-        <w:t xml:space="preserve"> </w:t>
-      </w:r>
-      <w:r>
-        <w:rPr>
-          <w:rFonts w:hint="eastAsia"/>
-        </w:rPr>
-        <w:t>수요</w:t>
-      </w:r>
-      <w:r>
-        <w:rPr>
-          <w:rFonts w:hint="eastAsia"/>
-        </w:rPr>
-        <w:t xml:space="preserve"> </w:t>
-      </w:r>
-      <w:r>
-        <w:rPr>
-          <w:rFonts w:hint="eastAsia"/>
-        </w:rPr>
-        <w:t>관리</w:t>
-      </w:r>
-      <w:r>
-        <w:rPr>
-          <w:rFonts w:hint="eastAsia"/>
-        </w:rPr>
-        <w:t xml:space="preserve"> </w:t>
-      </w:r>
-      <w:r>
-        <w:rPr>
-          <w:rFonts w:hint="eastAsia"/>
-        </w:rPr>
-        <w:t>시스템</w:t>
-      </w:r>
-      <w:r>
-        <w:rPr>
-          <w:rFonts w:hint="eastAsia"/>
-        </w:rPr>
-        <w:t xml:space="preserve"> </w:t>
-      </w:r>
-      <w:r>
-        <w:rPr>
-          <w:rFonts w:hint="eastAsia"/>
-        </w:rPr>
-        <w:t>구축에</w:t>
-      </w:r>
-      <w:r>
-        <w:rPr>
-          <w:rFonts w:hint="eastAsia"/>
-        </w:rPr>
-        <w:t xml:space="preserve"> </w:t>
-      </w:r>
-      <w:r>
-        <w:rPr>
-          <w:rFonts w:hint="eastAsia"/>
-        </w:rPr>
-        <w:t>집중하고</w:t>
-      </w:r>
-      <w:r>
-        <w:rPr>
-          <w:rFonts w:hint="eastAsia"/>
-        </w:rPr>
-        <w:t xml:space="preserve"> </w:t>
-      </w:r>
-      <w:r>
-        <w:rPr>
-          <w:rFonts w:hint="eastAsia"/>
-        </w:rPr>
-        <w:t>있습니다</w:t>
-      </w:r>
-      <w:r>
-        <w:rPr>
-          <w:rFonts w:hint="eastAsia"/>
-        </w:rPr>
-        <w:t xml:space="preserve">. </w:t>
-      </w:r>
-      <w:r>
-        <w:rPr>
-          <w:rFonts w:hint="eastAsia"/>
-        </w:rPr>
-        <w:t xml:space="preserve"> </w:t>
+        <w:t xml:space="preserve"> </w:t>
+      </w:r>
+      <w:r>
+        <w:t>인프라</w:t>
+      </w:r>
+      <w:r>
+        <w:t xml:space="preserve"> </w:t>
+      </w:r>
+      <w:r>
+        <w:t>부담</w:t>
+      </w:r>
+      <w:r>
+        <w:t xml:space="preserve"> </w:t>
+      </w:r>
+      <w:r>
+        <w:t>저감을</w:t>
+      </w:r>
+      <w:r>
+        <w:t xml:space="preserve"> </w:t>
+      </w:r>
+      <w:r>
+        <w:t>동시에</w:t>
+      </w:r>
+      <w:r>
+        <w:t xml:space="preserve"> </w:t>
+      </w:r>
+      <w:r>
+        <w:t>달성하는</w:t>
+      </w:r>
+      <w:r>
+        <w:t xml:space="preserve"> </w:t>
+      </w:r>
+      <w:r>
+        <w:t>열</w:t>
+      </w:r>
+      <w:r>
+        <w:t xml:space="preserve"> </w:t>
+      </w:r>
+      <w:r>
+        <w:t>부하공유</w:t>
+      </w:r>
+      <w:r>
+        <w:t xml:space="preserve"> </w:t>
+      </w:r>
+      <w:r>
+        <w:t>시스템을</w:t>
+      </w:r>
+      <w:r>
+        <w:t xml:space="preserve"> </w:t>
+      </w:r>
+      <w:r>
+        <w:t>제안한다</w:t>
+      </w:r>
+      <w:r>
+        <w:t>.</w:t>
       </w:r>
     </w:p>
+    <w:p>
+      <w:pPr>
+        <w:rPr>
+          <w:rFonts w:hint="eastAsia"/>
+        </w:rPr>
+      </w:pPr>
+      <w:proofErr w:type="gramStart"/>
+      <w:r>
+        <w:rPr>
+          <w:rFonts w:hint="eastAsia"/>
+          <w:b/>
+          <w:bCs/>
+        </w:rPr>
+        <w:t>Keywords</w:t>
+      </w:r>
+      <w:r>
+        <w:rPr>
+          <w:rFonts w:hint="eastAsia"/>
+        </w:rPr>
+        <w:t xml:space="preserve"> :</w:t>
+      </w:r>
+      <w:proofErr w:type="gramEnd"/>
+      <w:r>
+        <w:rPr>
+          <w:rFonts w:hint="eastAsia"/>
+        </w:rPr>
+        <w:t xml:space="preserve"> </w:t>
+      </w:r>
+      <w:r>
+        <w:t>Building Thermal Load sharing</w:t>
+      </w:r>
+      <w:r>
+        <w:t xml:space="preserve"> · </w:t>
+      </w:r>
+      <w:r>
+        <w:rPr>
+          <w:rFonts w:hint="eastAsia"/>
+        </w:rPr>
+        <w:t xml:space="preserve">Multi-agent </w:t>
+      </w:r>
+      <w:r>
+        <w:t xml:space="preserve">· </w:t>
+      </w:r>
+      <w:r>
+        <w:rPr>
+          <w:rFonts w:hint="eastAsia"/>
+        </w:rPr>
+        <w:t xml:space="preserve">Reinforcement </w:t>
+      </w:r>
+      <w:proofErr w:type="gramStart"/>
+      <w:r>
+        <w:rPr>
+          <w:rFonts w:hint="eastAsia"/>
+        </w:rPr>
+        <w:t xml:space="preserve">learning </w:t>
+      </w:r>
+      <w:r>
+        <w:t>·</w:t>
+      </w:r>
+      <w:proofErr w:type="gramEnd"/>
+      <w:r>
+        <w:t xml:space="preserve"> </w:t>
+      </w:r>
+      <w:r>
+        <w:rPr>
+          <w:rFonts w:hint="eastAsia"/>
+        </w:rPr>
+        <w:t>Energy</w:t>
+      </w:r>
+      <w:r>
+        <w:rPr>
+          <w:rFonts w:hint="eastAsia"/>
+        </w:rPr>
+        <w:t xml:space="preserve"> </w:t>
+      </w:r>
+      <w:proofErr w:type="gramStart"/>
+      <w:r>
+        <w:rPr>
+          <w:rFonts w:hint="eastAsia"/>
+        </w:rPr>
+        <w:t xml:space="preserve">optimization </w:t>
+      </w:r>
+      <w:r>
+        <w:t>·</w:t>
+      </w:r>
+      <w:proofErr w:type="gramEnd"/>
+      <w:r>
+        <w:t xml:space="preserve"> </w:t>
+      </w:r>
+      <w:r>
+        <w:rPr>
+          <w:rFonts w:hint="eastAsia"/>
+        </w:rPr>
+        <w:t>Grid Stability</w:t>
+      </w:r>
+    </w:p>
+    <w:p>
+      <w:pPr>
+        <w:rPr>
+          <w:rFonts w:hint="eastAsia"/>
+        </w:rPr>
+      </w:pPr>
+      <w:proofErr w:type="gramStart"/>
+      <w:r>
+        <w:rPr>
+          <w:rFonts w:hint="eastAsia"/>
+          <w:b/>
+          <w:bCs/>
+        </w:rPr>
+        <w:t>TOOLS</w:t>
+      </w:r>
+      <w:r>
+        <w:rPr>
+          <w:rFonts w:hint="eastAsia"/>
+        </w:rPr>
+        <w:t xml:space="preserve"> :</w:t>
+      </w:r>
+      <w:proofErr w:type="gramEnd"/>
+      <w:r>
+        <w:rPr>
+          <w:rFonts w:hint="eastAsia"/>
+        </w:rPr>
+        <w:t xml:space="preserve"> Python, </w:t>
+      </w:r>
+      <w:proofErr w:type="spellStart"/>
+      <w:r>
+        <w:rPr>
+          <w:rFonts w:hint="eastAsia"/>
+        </w:rPr>
+        <w:t>EnergyPlus</w:t>
+      </w:r>
+      <w:proofErr w:type="spellEnd"/>
+    </w:p>
+    <w:p/>
     <w:p>
       <w:r>
         <w:rPr>
@@ -559,7 +1678,7 @@
                     </pic:cNvPicPr>
                   </pic:nvPicPr>
                   <pic:blipFill>
-                    <a:blip r:embed="rId5" cstate="print">
+                    <a:blip r:embed="rId6" cstate="print">
                       <a:extLst>
                         <a:ext uri="{28A0092B-C50C-407E-A947-70E740481C1C}">
                           <a14:useLocalDpi xmlns:a14="http://schemas.microsoft.com/office/drawing/2010/main" val="0"/>
@@ -596,13 +1715,27 @@
         <w:rPr>
           <w:rFonts w:ascii="-윤고딕350" w:eastAsia="-윤고딕350" w:hint="eastAsia"/>
         </w:rPr>
-        <w:t>연구 제목</w:t>
-      </w:r>
-      <w:r>
-        <w:rPr>
-          <w:rFonts w:hint="eastAsia"/>
-        </w:rPr>
-        <w:t xml:space="preserve"> : </w:t>
+        <w:t xml:space="preserve">연구 </w:t>
+      </w:r>
+      <w:proofErr w:type="gramStart"/>
+      <w:r>
+        <w:rPr>
+          <w:rFonts w:ascii="-윤고딕350" w:eastAsia="-윤고딕350" w:hint="eastAsia"/>
+        </w:rPr>
+        <w:t>제목</w:t>
+      </w:r>
+      <w:r>
+        <w:rPr>
+          <w:rFonts w:hint="eastAsia"/>
+        </w:rPr>
+        <w:t xml:space="preserve"> :</w:t>
+      </w:r>
+      <w:proofErr w:type="gramEnd"/>
+      <w:r>
+        <w:rPr>
+          <w:rFonts w:hint="eastAsia"/>
+        </w:rPr>
+        <w:t xml:space="preserve"> </w:t>
       </w:r>
       <w:r>
         <w:rPr>
@@ -700,12 +1833,14 @@
         </w:rPr>
         <w:t xml:space="preserve"> </w:t>
       </w:r>
+      <w:proofErr w:type="spellStart"/>
       <w:r>
         <w:rPr>
           <w:rFonts w:hint="eastAsia"/>
         </w:rPr>
         <w:t>재실자</w:t>
       </w:r>
+      <w:proofErr w:type="spellEnd"/>
       <w:r>
         <w:rPr>
           <w:rFonts w:hint="eastAsia"/>
@@ -767,6 +1902,7 @@
         </w:rPr>
         <w:t xml:space="preserve"> </w:t>
       </w:r>
+      <w:proofErr w:type="gramStart"/>
       <w:r>
         <w:rPr>
           <w:rFonts w:hint="eastAsia"/>
@@ -779,7 +1915,14 @@
         <w:rPr>
           <w:rFonts w:hint="eastAsia"/>
         </w:rPr>
-        <w:t xml:space="preserve"> : </w:t>
+        <w:t xml:space="preserve"> :</w:t>
+      </w:r>
+      <w:proofErr w:type="gramEnd"/>
+      <w:r>
+        <w:rPr>
+          <w:rFonts w:hint="eastAsia"/>
+        </w:rPr>
+        <w:t xml:space="preserve"> </w:t>
       </w:r>
       <w:r>
         <w:t>대부분의</w:t>
@@ -943,9 +2086,11 @@
       <w:r>
         <w:t xml:space="preserve"> </w:t>
       </w:r>
+      <w:proofErr w:type="spellStart"/>
       <w:r>
         <w:t>재실자</w:t>
       </w:r>
+      <w:proofErr w:type="spellEnd"/>
       <w:r>
         <w:t xml:space="preserve"> </w:t>
       </w:r>
@@ -1057,9 +2202,11 @@
       <w:r>
         <w:t xml:space="preserve"> </w:t>
       </w:r>
+      <w:proofErr w:type="spellStart"/>
       <w:r>
         <w:t>재실자</w:t>
       </w:r>
+      <w:proofErr w:type="spellEnd"/>
       <w:r>
         <w:t xml:space="preserve"> </w:t>
       </w:r>
@@ -1088,6 +2235,7 @@
         <w:t xml:space="preserve"> </w:t>
       </w:r>
       <w:r>
+        <w:lastRenderedPageBreak/>
         <w:t>분석을</w:t>
       </w:r>
       <w:r>
@@ -1138,6 +2286,7 @@
     </w:p>
     <w:p/>
     <w:p>
+      <w:proofErr w:type="gramStart"/>
       <w:r>
         <w:rPr>
           <w:rFonts w:hint="eastAsia"/>
@@ -1158,7 +2307,14 @@
         <w:rPr>
           <w:rFonts w:hint="eastAsia"/>
         </w:rPr>
-        <w:t xml:space="preserve">: </w:t>
+        <w:t>:</w:t>
+      </w:r>
+      <w:proofErr w:type="gramEnd"/>
+      <w:r>
+        <w:rPr>
+          <w:rFonts w:hint="eastAsia"/>
+        </w:rPr>
+        <w:t xml:space="preserve"> </w:t>
       </w:r>
       <w:r>
         <w:t>재실자의</w:t>
@@ -1184,9 +2340,11 @@
       <w:r>
         <w:t xml:space="preserve"> </w:t>
       </w:r>
+      <w:proofErr w:type="spellStart"/>
       <w:r>
         <w:t>재실자</w:t>
       </w:r>
+      <w:proofErr w:type="spellEnd"/>
       <w:r>
         <w:t xml:space="preserve"> </w:t>
       </w:r>
@@ -1234,6 +2392,7 @@
       </w:r>
     </w:p>
     <w:p>
+      <w:proofErr w:type="gramStart"/>
       <w:r>
         <w:rPr>
           <w:rFonts w:hint="eastAsia"/>
@@ -1246,7 +2405,14 @@
         <w:rPr>
           <w:rFonts w:hint="eastAsia"/>
         </w:rPr>
-        <w:t xml:space="preserve"> : </w:t>
+        <w:t xml:space="preserve"> :</w:t>
+      </w:r>
+      <w:proofErr w:type="gramEnd"/>
+      <w:r>
+        <w:rPr>
+          <w:rFonts w:hint="eastAsia"/>
+        </w:rPr>
+        <w:t xml:space="preserve"> </w:t>
       </w:r>
       <w:r>
         <w:rPr>
@@ -1293,6 +2459,7 @@
     </w:p>
     <w:p/>
     <w:p>
+      <w:proofErr w:type="gramStart"/>
       <w:r>
         <w:rPr>
           <w:rFonts w:hint="eastAsia"/>
@@ -1305,7 +2472,14 @@
         <w:rPr>
           <w:rFonts w:hint="eastAsia"/>
         </w:rPr>
-        <w:t xml:space="preserve"> : </w:t>
+        <w:t xml:space="preserve"> :</w:t>
+      </w:r>
+      <w:proofErr w:type="gramEnd"/>
+      <w:r>
+        <w:rPr>
+          <w:rFonts w:hint="eastAsia"/>
+        </w:rPr>
+        <w:t xml:space="preserve"> </w:t>
       </w:r>
       <w:r>
         <w:rPr>
@@ -1426,11 +2600,11 @@
                     <pic:cNvPicPr/>
                   </pic:nvPicPr>
                   <pic:blipFill>
-                    <a:blip r:embed="rId6">
+                    <a:blip r:embed="rId7">
                       <a:extLst>
                         <a:ext uri="{BEBA8EAE-BF5A-486C-A8C5-ECC9F3942E4B}">
                           <a14:imgProps xmlns:a14="http://schemas.microsoft.com/office/drawing/2010/main">
-                            <a14:imgLayer r:embed="rId7">
+                            <a14:imgLayer r:embed="rId8">
                               <a14:imgEffect>
                                 <a14:sharpenSoften amount="20000"/>
                               </a14:imgEffect>
@@ -1464,13 +2638,27 @@
         <w:rPr>
           <w:rFonts w:ascii="-윤고딕350" w:eastAsia="-윤고딕350" w:hint="eastAsia"/>
         </w:rPr>
-        <w:t>연구 제목</w:t>
-      </w:r>
-      <w:r>
-        <w:rPr>
-          <w:rFonts w:hint="eastAsia"/>
-        </w:rPr>
-        <w:t xml:space="preserve"> : </w:t>
+        <w:t xml:space="preserve">연구 </w:t>
+      </w:r>
+      <w:proofErr w:type="gramStart"/>
+      <w:r>
+        <w:rPr>
+          <w:rFonts w:ascii="-윤고딕350" w:eastAsia="-윤고딕350" w:hint="eastAsia"/>
+        </w:rPr>
+        <w:t>제목</w:t>
+      </w:r>
+      <w:r>
+        <w:rPr>
+          <w:rFonts w:hint="eastAsia"/>
+        </w:rPr>
+        <w:t xml:space="preserve"> :</w:t>
+      </w:r>
+      <w:proofErr w:type="gramEnd"/>
+      <w:r>
+        <w:rPr>
+          <w:rFonts w:hint="eastAsia"/>
+        </w:rPr>
+        <w:t xml:space="preserve"> </w:t>
       </w:r>
       <w:r>
         <w:rPr>
@@ -1599,6 +2787,7 @@
         </w:rPr>
         <w:t xml:space="preserve"> </w:t>
       </w:r>
+      <w:proofErr w:type="gramStart"/>
       <w:r>
         <w:rPr>
           <w:rFonts w:hint="eastAsia"/>
@@ -1611,7 +2800,14 @@
         <w:rPr>
           <w:rFonts w:hint="eastAsia"/>
         </w:rPr>
-        <w:t xml:space="preserve"> : </w:t>
+        <w:t xml:space="preserve"> :</w:t>
+      </w:r>
+      <w:proofErr w:type="gramEnd"/>
+      <w:r>
+        <w:rPr>
+          <w:rFonts w:hint="eastAsia"/>
+        </w:rPr>
+        <w:t xml:space="preserve"> </w:t>
       </w:r>
       <w:r>
         <w:t>현재</w:t>
@@ -1655,9 +2851,11 @@
       <w:r>
         <w:t xml:space="preserve"> </w:t>
       </w:r>
+      <w:proofErr w:type="spellStart"/>
       <w:r>
         <w:t>온열환경의</w:t>
       </w:r>
+      <w:proofErr w:type="spellEnd"/>
       <w:r>
         <w:t xml:space="preserve"> </w:t>
       </w:r>
@@ -1751,9 +2949,11 @@
       <w:r>
         <w:t xml:space="preserve"> </w:t>
       </w:r>
+      <w:proofErr w:type="spellStart"/>
       <w:r>
         <w:t>쾌적성</w:t>
       </w:r>
+      <w:proofErr w:type="spellEnd"/>
       <w:r>
         <w:t xml:space="preserve"> </w:t>
       </w:r>
@@ -1793,9 +2993,11 @@
       <w:r>
         <w:t xml:space="preserve"> </w:t>
       </w:r>
+      <w:proofErr w:type="spellStart"/>
       <w:r>
         <w:t>대사율</w:t>
       </w:r>
+      <w:proofErr w:type="spellEnd"/>
       <w:r>
         <w:t xml:space="preserve"> </w:t>
       </w:r>
@@ -1811,9 +3013,11 @@
       <w:r>
         <w:t xml:space="preserve"> </w:t>
       </w:r>
+      <w:proofErr w:type="spellStart"/>
       <w:r>
         <w:t>표준화하여</w:t>
       </w:r>
+      <w:proofErr w:type="spellEnd"/>
       <w:r>
         <w:t xml:space="preserve"> </w:t>
       </w:r>
@@ -1880,6 +3084,7 @@
     </w:p>
     <w:p/>
     <w:p>
+      <w:proofErr w:type="gramStart"/>
       <w:r>
         <w:rPr>
           <w:rFonts w:hint="eastAsia"/>
@@ -1900,7 +3105,14 @@
         <w:rPr>
           <w:rFonts w:hint="eastAsia"/>
         </w:rPr>
-        <w:t xml:space="preserve">: </w:t>
+        <w:t>:</w:t>
+      </w:r>
+      <w:proofErr w:type="gramEnd"/>
+      <w:r>
+        <w:rPr>
+          <w:rFonts w:hint="eastAsia"/>
+        </w:rPr>
+        <w:t xml:space="preserve"> </w:t>
       </w:r>
       <w:r>
         <w:t>개인별</w:t>
@@ -2052,14 +3264,17 @@
       <w:r>
         <w:t xml:space="preserve"> </w:t>
       </w:r>
+      <w:proofErr w:type="gramStart"/>
       <w:r>
         <w:t>합니다</w:t>
       </w:r>
       <w:r>
         <w:t>..</w:t>
       </w:r>
+      <w:proofErr w:type="gramEnd"/>
     </w:p>
     <w:p>
+      <w:proofErr w:type="gramStart"/>
       <w:r>
         <w:rPr>
           <w:rFonts w:hint="eastAsia"/>
@@ -2072,27 +3287,41 @@
         <w:rPr>
           <w:rFonts w:hint="eastAsia"/>
         </w:rPr>
-        <w:t xml:space="preserve"> : </w:t>
+        <w:t xml:space="preserve"> :</w:t>
+      </w:r>
+      <w:proofErr w:type="gramEnd"/>
+      <w:r>
+        <w:rPr>
+          <w:rFonts w:hint="eastAsia"/>
+        </w:rPr>
+        <w:t xml:space="preserve"> </w:t>
       </w:r>
       <w:r>
         <w:t>Predicted Mean Vote · Virtual Sensing · Metabolic Rate · Thermal Comfort · Personalized Seat Reservation</w:t>
       </w:r>
     </w:p>
     <w:p>
+      <w:proofErr w:type="gramStart"/>
       <w:r>
         <w:rPr>
           <w:rFonts w:hint="eastAsia"/>
           <w:b/>
           <w:bCs/>
         </w:rPr>
-        <w:lastRenderedPageBreak/>
         <w:t>TOOLS</w:t>
       </w:r>
       <w:r>
         <w:rPr>
           <w:rFonts w:hint="eastAsia"/>
         </w:rPr>
-        <w:t xml:space="preserve"> : Python, Virtual Sensing </w:t>
+        <w:t xml:space="preserve"> :</w:t>
+      </w:r>
+      <w:proofErr w:type="gramEnd"/>
+      <w:r>
+        <w:rPr>
+          <w:rFonts w:hint="eastAsia"/>
+        </w:rPr>
+        <w:t xml:space="preserve"> Python, Virtual Sensing </w:t>
       </w:r>
     </w:p>
     <w:p/>
@@ -2603,7 +3832,7 @@
   <w:style w:type="paragraph" w:default="1" w:styleId="a">
     <w:name w:val="Normal"/>
     <w:qFormat/>
-    <w:rsid w:val="00772DB4"/>
+    <w:rsid w:val="00F910D8"/>
     <w:pPr>
       <w:widowControl w:val="0"/>
       <w:wordWrap w:val="0"/>
@@ -2814,7 +4043,6 @@
   <w:style w:type="character" w:default="1" w:styleId="a0">
     <w:name w:val="Default Paragraph Font"/>
     <w:uiPriority w:val="1"/>
-    <w:semiHidden/>
     <w:unhideWhenUsed/>
   </w:style>
   <w:style w:type="table" w:default="1" w:styleId="a1">

--- a/research-content/forms/jiyoung.docx
+++ b/research-content/forms/jiyoung.docx
@@ -19,7 +19,6 @@
         </w:rPr>
         <w:t xml:space="preserve"> </w:t>
       </w:r>
-      <w:proofErr w:type="gramStart"/>
       <w:r>
         <w:rPr>
           <w:rFonts w:hint="eastAsia"/>
@@ -32,14 +31,7 @@
         <w:rPr>
           <w:rFonts w:hint="eastAsia"/>
         </w:rPr>
-        <w:t xml:space="preserve"> :</w:t>
-      </w:r>
-      <w:proofErr w:type="gramEnd"/>
-      <w:r>
-        <w:rPr>
-          <w:rFonts w:hint="eastAsia"/>
-        </w:rPr>
-        <w:t xml:space="preserve"> (</w:t>
+        <w:t xml:space="preserve"> : (</w:t>
       </w:r>
       <w:r>
         <w:rPr>
@@ -59,42 +51,16 @@
         </w:rPr>
         <w:t>줄</w:t>
       </w:r>
-      <w:proofErr w:type="gramStart"/>
       <w:r>
         <w:rPr>
           <w:rFonts w:hint="eastAsia"/>
         </w:rPr>
         <w:t>) :</w:t>
       </w:r>
-      <w:proofErr w:type="gramEnd"/>
-      <w:r>
-        <w:rPr>
-          <w:rFonts w:hint="eastAsia"/>
-        </w:rPr>
-        <w:t xml:space="preserve"> </w:t>
-      </w:r>
-      <w:r>
-        <w:t>다중</w:t>
-      </w:r>
-      <w:r>
-        <w:t xml:space="preserve"> </w:t>
-      </w:r>
-      <w:r>
-        <w:t>에이전트</w:t>
-      </w:r>
-      <w:r>
-        <w:t xml:space="preserve"> </w:t>
-      </w:r>
-      <w:r>
-        <w:t>강화학습</w:t>
-      </w:r>
-      <w:r>
-        <w:t xml:space="preserve">(MARL) </w:t>
-      </w:r>
-      <w:r>
-        <w:t>기반의</w:t>
-      </w:r>
-      <w:r>
+      <w:r>
+        <w:rPr>
+          <w:rFonts w:hint="eastAsia"/>
+        </w:rPr>
         <w:t xml:space="preserve"> </w:t>
       </w:r>
       <w:r>
@@ -395,11 +361,6 @@
       </w:r>
     </w:p>
     <w:p>
-      <w:pPr>
-        <w:rPr>
-          <w:rFonts w:hint="eastAsia"/>
-        </w:rPr>
-      </w:pPr>
       <w:r>
         <w:rPr>
           <w:rFonts w:ascii="-윤고딕350" w:eastAsia="-윤고딕350" w:hint="eastAsia"/>
@@ -1422,11 +1383,6 @@
       </w:r>
     </w:p>
     <w:p>
-      <w:pPr>
-        <w:rPr>
-          <w:rFonts w:hint="eastAsia"/>
-        </w:rPr>
-      </w:pPr>
       <w:proofErr w:type="gramStart"/>
       <w:r>
         <w:rPr>
@@ -1518,11 +1474,6 @@
       </w:r>
     </w:p>
     <w:p>
-      <w:pPr>
-        <w:rPr>
-          <w:rFonts w:hint="eastAsia"/>
-        </w:rPr>
-      </w:pPr>
       <w:proofErr w:type="gramStart"/>
       <w:r>
         <w:rPr>
@@ -4043,6 +3994,7 @@
   <w:style w:type="character" w:default="1" w:styleId="a0">
     <w:name w:val="Default Paragraph Font"/>
     <w:uiPriority w:val="1"/>
+    <w:semiHidden/>
     <w:unhideWhenUsed/>
   </w:style>
   <w:style w:type="table" w:default="1" w:styleId="a1">
